--- a/AC instructions if nothing has changed.docx
+++ b/AC instructions if nothing has changed.docx
@@ -11,246 +11,254 @@
           <w:szCs w:val="24"/>
         </w:rPr>
       </w:pPr>
+      <w:r>
+        <w:rPr>
+          <w:rFonts w:ascii="Georgia" w:hAnsi="Georgia" w:cs="Arial"/>
+          <w:sz w:val="24"/>
+          <w:szCs w:val="24"/>
+        </w:rPr>
+        <w:t>Prep:</w:t>
+      </w:r>
+    </w:p>
+    <w:p>
+      <w:pPr>
+        <w:pStyle w:val="ListParagraph"/>
+        <w:numPr>
+          <w:ilvl w:val="0"/>
+          <w:numId w:val="1"/>
+        </w:numPr>
+        <w:spacing w:line="360" w:lineRule="auto"/>
+        <w:rPr>
+          <w:rFonts w:ascii="Georgia" w:hAnsi="Georgia" w:cs="Arial"/>
+          <w:sz w:val="24"/>
+          <w:szCs w:val="24"/>
+        </w:rPr>
+      </w:pPr>
+      <w:r>
+        <w:rPr>
+          <w:rFonts w:ascii="Georgia" w:hAnsi="Georgia" w:cs="Arial"/>
+          <w:sz w:val="24"/>
+          <w:szCs w:val="24"/>
+        </w:rPr>
+        <w:t>Confirm contents of wagon:</w:t>
+      </w:r>
+    </w:p>
+    <w:p>
+      <w:pPr>
+        <w:pStyle w:val="ListParagraph"/>
+        <w:numPr>
+          <w:ilvl w:val="1"/>
+          <w:numId w:val="1"/>
+        </w:numPr>
+        <w:spacing w:line="360" w:lineRule="auto"/>
+        <w:rPr>
+          <w:rFonts w:ascii="Georgia" w:hAnsi="Georgia" w:cs="Arial"/>
+          <w:sz w:val="24"/>
+          <w:szCs w:val="24"/>
+        </w:rPr>
+      </w:pPr>
+      <w:r>
+        <w:rPr>
+          <w:rFonts w:ascii="Georgia" w:hAnsi="Georgia" w:cs="Arial"/>
+          <w:sz w:val="24"/>
+          <w:szCs w:val="24"/>
+        </w:rPr>
+        <w:t>Cord bag</w:t>
+      </w:r>
+    </w:p>
+    <w:p>
+      <w:pPr>
+        <w:pStyle w:val="ListParagraph"/>
+        <w:numPr>
+          <w:ilvl w:val="1"/>
+          <w:numId w:val="1"/>
+        </w:numPr>
+        <w:spacing w:line="360" w:lineRule="auto"/>
+        <w:rPr>
+          <w:rFonts w:ascii="Georgia" w:hAnsi="Georgia" w:cs="Arial"/>
+          <w:sz w:val="24"/>
+          <w:szCs w:val="24"/>
+        </w:rPr>
+      </w:pPr>
+      <w:r>
+        <w:rPr>
+          <w:rFonts w:ascii="Georgia" w:hAnsi="Georgia" w:cs="Arial"/>
+          <w:sz w:val="24"/>
+          <w:szCs w:val="24"/>
+        </w:rPr>
+        <w:t>Printer</w:t>
+      </w:r>
+    </w:p>
+    <w:p>
+      <w:pPr>
+        <w:pStyle w:val="ListParagraph"/>
+        <w:numPr>
+          <w:ilvl w:val="1"/>
+          <w:numId w:val="1"/>
+        </w:numPr>
+        <w:spacing w:line="360" w:lineRule="auto"/>
+        <w:rPr>
+          <w:rFonts w:ascii="Georgia" w:hAnsi="Georgia" w:cs="Arial"/>
+          <w:sz w:val="24"/>
+          <w:szCs w:val="24"/>
+        </w:rPr>
+      </w:pPr>
+      <w:r>
+        <w:rPr>
+          <w:rFonts w:ascii="Georgia" w:hAnsi="Georgia" w:cs="Arial"/>
+          <w:sz w:val="24"/>
+          <w:szCs w:val="24"/>
+        </w:rPr>
+        <w:t>Extra paper and ink</w:t>
+      </w:r>
+    </w:p>
+    <w:p>
+      <w:pPr>
+        <w:pStyle w:val="ListParagraph"/>
+        <w:numPr>
+          <w:ilvl w:val="1"/>
+          <w:numId w:val="1"/>
+        </w:numPr>
+        <w:spacing w:line="360" w:lineRule="auto"/>
+        <w:rPr>
+          <w:rFonts w:ascii="Georgia" w:hAnsi="Georgia" w:cs="Arial"/>
+          <w:sz w:val="24"/>
+          <w:szCs w:val="24"/>
+        </w:rPr>
+      </w:pPr>
+      <w:r>
+        <w:rPr>
+          <w:rFonts w:ascii="Georgia" w:hAnsi="Georgia" w:cs="Arial"/>
+          <w:sz w:val="24"/>
+          <w:szCs w:val="24"/>
+        </w:rPr>
+        <w:t>Camera and stand</w:t>
+      </w:r>
+    </w:p>
+    <w:p>
+      <w:pPr>
+        <w:pStyle w:val="ListParagraph"/>
+        <w:numPr>
+          <w:ilvl w:val="1"/>
+          <w:numId w:val="1"/>
+        </w:numPr>
+        <w:spacing w:line="360" w:lineRule="auto"/>
+        <w:rPr>
+          <w:rFonts w:ascii="Georgia" w:hAnsi="Georgia" w:cs="Arial"/>
+          <w:sz w:val="24"/>
+          <w:szCs w:val="24"/>
+        </w:rPr>
+      </w:pPr>
+      <w:r>
+        <w:rPr>
+          <w:rFonts w:ascii="Georgia" w:hAnsi="Georgia" w:cs="Arial"/>
+          <w:sz w:val="24"/>
+          <w:szCs w:val="24"/>
+        </w:rPr>
+        <w:t>Computer</w:t>
+      </w:r>
+    </w:p>
+    <w:p>
+      <w:pPr>
+        <w:pStyle w:val="ListParagraph"/>
+        <w:numPr>
+          <w:ilvl w:val="1"/>
+          <w:numId w:val="1"/>
+        </w:numPr>
+        <w:spacing w:line="360" w:lineRule="auto"/>
+        <w:rPr>
+          <w:rFonts w:ascii="Georgia" w:hAnsi="Georgia" w:cs="Arial"/>
+          <w:sz w:val="24"/>
+          <w:szCs w:val="24"/>
+        </w:rPr>
+      </w:pPr>
+      <w:r>
+        <w:rPr>
+          <w:rFonts w:ascii="Georgia" w:hAnsi="Georgia" w:cs="Arial"/>
+          <w:sz w:val="24"/>
+          <w:szCs w:val="24"/>
+        </w:rPr>
+        <w:t>Controller</w:t>
+      </w:r>
+    </w:p>
+    <w:p>
+      <w:pPr>
+        <w:pStyle w:val="ListParagraph"/>
+        <w:numPr>
+          <w:ilvl w:val="1"/>
+          <w:numId w:val="1"/>
+        </w:numPr>
+        <w:spacing w:line="360" w:lineRule="auto"/>
+        <w:rPr>
+          <w:rFonts w:ascii="Georgia" w:hAnsi="Georgia" w:cs="Arial"/>
+          <w:sz w:val="24"/>
+          <w:szCs w:val="24"/>
+        </w:rPr>
+      </w:pPr>
+      <w:r>
+        <w:rPr>
+          <w:rFonts w:ascii="Georgia" w:hAnsi="Georgia" w:cs="Arial"/>
+          <w:sz w:val="24"/>
+          <w:szCs w:val="24"/>
+        </w:rPr>
+        <w:t>Tablecloth and non-slip mat</w:t>
+      </w:r>
+    </w:p>
+    <w:p>
+      <w:pPr>
+        <w:pStyle w:val="ListParagraph"/>
+        <w:numPr>
+          <w:ilvl w:val="1"/>
+          <w:numId w:val="1"/>
+        </w:numPr>
+        <w:spacing w:line="360" w:lineRule="auto"/>
+        <w:rPr>
+          <w:rFonts w:ascii="Georgia" w:hAnsi="Georgia" w:cs="Arial"/>
+          <w:sz w:val="24"/>
+          <w:szCs w:val="24"/>
+        </w:rPr>
+      </w:pPr>
+      <w:r>
+        <w:rPr>
+          <w:rFonts w:ascii="Georgia" w:hAnsi="Georgia" w:cs="Arial"/>
+          <w:sz w:val="24"/>
+          <w:szCs w:val="24"/>
+        </w:rPr>
+        <w:t>Extension cord</w:t>
+      </w:r>
+    </w:p>
+    <w:p>
+      <w:pPr>
+        <w:pStyle w:val="ListParagraph"/>
+        <w:numPr>
+          <w:ilvl w:val="0"/>
+          <w:numId w:val="1"/>
+        </w:numPr>
+        <w:spacing w:line="360" w:lineRule="auto"/>
+        <w:rPr>
+          <w:rFonts w:ascii="Georgia" w:hAnsi="Georgia" w:cs="Arial"/>
+          <w:sz w:val="24"/>
+          <w:szCs w:val="24"/>
+        </w:rPr>
+      </w:pPr>
+      <w:r>
+        <w:rPr>
+          <w:rFonts w:ascii="Georgia" w:hAnsi="Georgia" w:cs="Arial"/>
+          <w:sz w:val="24"/>
+          <w:szCs w:val="24"/>
+        </w:rPr>
+        <w:t>Screen</w:t>
+      </w:r>
+      <w:r>
+        <w:rPr>
+          <w:rFonts w:ascii="Georgia" w:hAnsi="Georgia" w:cs="Arial"/>
+          <w:sz w:val="24"/>
+          <w:szCs w:val="24"/>
+        </w:rPr>
+        <w:t xml:space="preserve"> (TV or monitor</w:t>
+      </w:r>
       <w:bookmarkStart w:id="0" w:name="_GoBack"/>
       <w:bookmarkEnd w:id="0"/>
-      <w:r>
-        <w:rPr>
-          <w:rFonts w:ascii="Georgia" w:hAnsi="Georgia" w:cs="Arial"/>
-          <w:sz w:val="24"/>
-          <w:szCs w:val="24"/>
-        </w:rPr>
-        <w:t>Prep:</w:t>
-      </w:r>
-    </w:p>
-    <w:p>
-      <w:pPr>
-        <w:pStyle w:val="ListParagraph"/>
-        <w:numPr>
-          <w:ilvl w:val="0"/>
-          <w:numId w:val="1"/>
-        </w:numPr>
-        <w:spacing w:line="360" w:lineRule="auto"/>
-        <w:rPr>
-          <w:rFonts w:ascii="Georgia" w:hAnsi="Georgia" w:cs="Arial"/>
-          <w:sz w:val="24"/>
-          <w:szCs w:val="24"/>
-        </w:rPr>
-      </w:pPr>
-      <w:r>
-        <w:rPr>
-          <w:rFonts w:ascii="Georgia" w:hAnsi="Georgia" w:cs="Arial"/>
-          <w:sz w:val="24"/>
-          <w:szCs w:val="24"/>
-        </w:rPr>
-        <w:t>Confirm contents of wagon:</w:t>
-      </w:r>
-    </w:p>
-    <w:p>
-      <w:pPr>
-        <w:pStyle w:val="ListParagraph"/>
-        <w:numPr>
-          <w:ilvl w:val="1"/>
-          <w:numId w:val="1"/>
-        </w:numPr>
-        <w:spacing w:line="360" w:lineRule="auto"/>
-        <w:rPr>
-          <w:rFonts w:ascii="Georgia" w:hAnsi="Georgia" w:cs="Arial"/>
-          <w:sz w:val="24"/>
-          <w:szCs w:val="24"/>
-        </w:rPr>
-      </w:pPr>
-      <w:r>
-        <w:rPr>
-          <w:rFonts w:ascii="Georgia" w:hAnsi="Georgia" w:cs="Arial"/>
-          <w:sz w:val="24"/>
-          <w:szCs w:val="24"/>
-        </w:rPr>
-        <w:t>Cord bag</w:t>
-      </w:r>
-    </w:p>
-    <w:p>
-      <w:pPr>
-        <w:pStyle w:val="ListParagraph"/>
-        <w:numPr>
-          <w:ilvl w:val="1"/>
-          <w:numId w:val="1"/>
-        </w:numPr>
-        <w:spacing w:line="360" w:lineRule="auto"/>
-        <w:rPr>
-          <w:rFonts w:ascii="Georgia" w:hAnsi="Georgia" w:cs="Arial"/>
-          <w:sz w:val="24"/>
-          <w:szCs w:val="24"/>
-        </w:rPr>
-      </w:pPr>
-      <w:r>
-        <w:rPr>
-          <w:rFonts w:ascii="Georgia" w:hAnsi="Georgia" w:cs="Arial"/>
-          <w:sz w:val="24"/>
-          <w:szCs w:val="24"/>
-        </w:rPr>
-        <w:t>Printer</w:t>
-      </w:r>
-    </w:p>
-    <w:p>
-      <w:pPr>
-        <w:pStyle w:val="ListParagraph"/>
-        <w:numPr>
-          <w:ilvl w:val="1"/>
-          <w:numId w:val="1"/>
-        </w:numPr>
-        <w:spacing w:line="360" w:lineRule="auto"/>
-        <w:rPr>
-          <w:rFonts w:ascii="Georgia" w:hAnsi="Georgia" w:cs="Arial"/>
-          <w:sz w:val="24"/>
-          <w:szCs w:val="24"/>
-        </w:rPr>
-      </w:pPr>
-      <w:r>
-        <w:rPr>
-          <w:rFonts w:ascii="Georgia" w:hAnsi="Georgia" w:cs="Arial"/>
-          <w:sz w:val="24"/>
-          <w:szCs w:val="24"/>
-        </w:rPr>
-        <w:t>Extra paper and ink</w:t>
-      </w:r>
-    </w:p>
-    <w:p>
-      <w:pPr>
-        <w:pStyle w:val="ListParagraph"/>
-        <w:numPr>
-          <w:ilvl w:val="1"/>
-          <w:numId w:val="1"/>
-        </w:numPr>
-        <w:spacing w:line="360" w:lineRule="auto"/>
-        <w:rPr>
-          <w:rFonts w:ascii="Georgia" w:hAnsi="Georgia" w:cs="Arial"/>
-          <w:sz w:val="24"/>
-          <w:szCs w:val="24"/>
-        </w:rPr>
-      </w:pPr>
-      <w:r>
-        <w:rPr>
-          <w:rFonts w:ascii="Georgia" w:hAnsi="Georgia" w:cs="Arial"/>
-          <w:sz w:val="24"/>
-          <w:szCs w:val="24"/>
-        </w:rPr>
-        <w:t>Camera and stand</w:t>
-      </w:r>
-    </w:p>
-    <w:p>
-      <w:pPr>
-        <w:pStyle w:val="ListParagraph"/>
-        <w:numPr>
-          <w:ilvl w:val="1"/>
-          <w:numId w:val="1"/>
-        </w:numPr>
-        <w:spacing w:line="360" w:lineRule="auto"/>
-        <w:rPr>
-          <w:rFonts w:ascii="Georgia" w:hAnsi="Georgia" w:cs="Arial"/>
-          <w:sz w:val="24"/>
-          <w:szCs w:val="24"/>
-        </w:rPr>
-      </w:pPr>
-      <w:r>
-        <w:rPr>
-          <w:rFonts w:ascii="Georgia" w:hAnsi="Georgia" w:cs="Arial"/>
-          <w:sz w:val="24"/>
-          <w:szCs w:val="24"/>
-        </w:rPr>
-        <w:t>Computer</w:t>
-      </w:r>
-    </w:p>
-    <w:p>
-      <w:pPr>
-        <w:pStyle w:val="ListParagraph"/>
-        <w:numPr>
-          <w:ilvl w:val="1"/>
-          <w:numId w:val="1"/>
-        </w:numPr>
-        <w:spacing w:line="360" w:lineRule="auto"/>
-        <w:rPr>
-          <w:rFonts w:ascii="Georgia" w:hAnsi="Georgia" w:cs="Arial"/>
-          <w:sz w:val="24"/>
-          <w:szCs w:val="24"/>
-        </w:rPr>
-      </w:pPr>
-      <w:r>
-        <w:rPr>
-          <w:rFonts w:ascii="Georgia" w:hAnsi="Georgia" w:cs="Arial"/>
-          <w:sz w:val="24"/>
-          <w:szCs w:val="24"/>
-        </w:rPr>
-        <w:t>Controller</w:t>
-      </w:r>
-    </w:p>
-    <w:p>
-      <w:pPr>
-        <w:pStyle w:val="ListParagraph"/>
-        <w:numPr>
-          <w:ilvl w:val="1"/>
-          <w:numId w:val="1"/>
-        </w:numPr>
-        <w:spacing w:line="360" w:lineRule="auto"/>
-        <w:rPr>
-          <w:rFonts w:ascii="Georgia" w:hAnsi="Georgia" w:cs="Arial"/>
-          <w:sz w:val="24"/>
-          <w:szCs w:val="24"/>
-        </w:rPr>
-      </w:pPr>
-      <w:r>
-        <w:rPr>
-          <w:rFonts w:ascii="Georgia" w:hAnsi="Georgia" w:cs="Arial"/>
-          <w:sz w:val="24"/>
-          <w:szCs w:val="24"/>
-        </w:rPr>
-        <w:t>Tablecloth and non-slip mat</w:t>
-      </w:r>
-    </w:p>
-    <w:p>
-      <w:pPr>
-        <w:pStyle w:val="ListParagraph"/>
-        <w:numPr>
-          <w:ilvl w:val="1"/>
-          <w:numId w:val="1"/>
-        </w:numPr>
-        <w:spacing w:line="360" w:lineRule="auto"/>
-        <w:rPr>
-          <w:rFonts w:ascii="Georgia" w:hAnsi="Georgia" w:cs="Arial"/>
-          <w:sz w:val="24"/>
-          <w:szCs w:val="24"/>
-        </w:rPr>
-      </w:pPr>
-      <w:r>
-        <w:rPr>
-          <w:rFonts w:ascii="Georgia" w:hAnsi="Georgia" w:cs="Arial"/>
-          <w:sz w:val="24"/>
-          <w:szCs w:val="24"/>
-        </w:rPr>
-        <w:t>Extension cord</w:t>
-      </w:r>
-    </w:p>
-    <w:p>
-      <w:pPr>
-        <w:pStyle w:val="ListParagraph"/>
-        <w:numPr>
-          <w:ilvl w:val="0"/>
-          <w:numId w:val="1"/>
-        </w:numPr>
-        <w:spacing w:line="360" w:lineRule="auto"/>
-        <w:rPr>
-          <w:rFonts w:ascii="Georgia" w:hAnsi="Georgia" w:cs="Arial"/>
-          <w:sz w:val="24"/>
-          <w:szCs w:val="24"/>
-        </w:rPr>
-      </w:pPr>
-      <w:r>
-        <w:rPr>
-          <w:rFonts w:ascii="Georgia" w:hAnsi="Georgia" w:cs="Arial"/>
-          <w:sz w:val="24"/>
-          <w:szCs w:val="24"/>
-        </w:rPr>
-        <w:t>Screen</w:t>
-      </w:r>
     </w:p>
     <w:p>
       <w:pPr>
